--- a/dosyalar/sinavlar/10-sinif-secmeli/arapca-10-secmeli-2d2y.docx
+++ b/dosyalar/sinavlar/10-sinif-secmeli/arapca-10-secmeli-2d2y.docx
@@ -815,7 +815,7 @@
                 <w:rtl/>
                 <w:lang w:bidi="ar-SA"/>
               </w:rPr>
-              <w:t xml:space="preserve">المَسْجِد النَّبَوِيّ</w:t>
+              <w:t xml:space="preserve">المَسْجِد النَّبَوِيّ</w:t>
             </w:r>
           </w:p>
         </w:tc>
@@ -1647,7 +1647,7 @@
                 <w:rtl/>
                 <w:lang w:bidi="ar-SA"/>
               </w:rPr>
-              <w:t xml:space="preserve">المَدينة المُنَوَّرة</w:t>
+              <w:t xml:space="preserve">المَدينة المُنَوَّرة</w:t>
             </w:r>
           </w:p>
         </w:tc>
@@ -2005,7 +2005,7 @@
                 <w:rtl/>
                 <w:lang w:bidi="ar-SA"/>
               </w:rPr>
-              <w:t xml:space="preserve">خَطيرةٌ   ·   كُرةَ اليَدِ   ·   ميدالِيّةٌ   ·   يوجَدُ   ·   رَقَمًا قِياسِيًّا</w:t>
+              <w:t xml:space="preserve">خَطيرةٌ   ·   كُرةَ اليَدِ   ·   ميدالِيّةٌ   ·   يوجَدُ   ·   رَقَمًا قِياسِيًّا</w:t>
             </w:r>
           </w:p>
         </w:tc>
@@ -2110,7 +2110,7 @@
           <w:rtl/>
           <w:lang w:bidi="ar-SA"/>
         </w:rPr>
-        <w:t xml:space="preserve">3.   تُسَجِّلُ اللّاعِبةُ ..................... في رُكوبِ الخَيْل.</w:t>
+        <w:t xml:space="preserve">3.   تُسَجِّلُ اللّاعِبةُ ..................... في رُكوبِ الخَيْل.</w:t>
       </w:r>
     </w:p>
     <w:p>
@@ -2151,7 +2151,7 @@
           <w:rtl/>
           <w:lang w:bidi="ar-SA"/>
         </w:rPr>
-        <w:t xml:space="preserve">4.   أُمارِسُ ..................... كُلَّ يَوْم.</w:t>
+        <w:t xml:space="preserve">4.   أُمارِسُ ..................... كُلَّ يَوْم.</w:t>
       </w:r>
     </w:p>
     <w:p>
@@ -2651,7 +2651,7 @@
           <w:rtl/>
           <w:lang w:bidi="ar-SA"/>
         </w:rPr>
-        <w:t xml:space="preserve">1.   – ماذا تُفَضِّلُ مِنَ الأَلْعاب؟</w:t>
+        <w:t xml:space="preserve">1.   – ماذا تُفَضِّلُ مِن الأَلْعاب؟</w:t>
       </w:r>
     </w:p>
     <w:p>
@@ -2711,7 +2711,7 @@
           <w:rtl/>
           <w:lang w:bidi="ar-SA"/>
         </w:rPr>
-        <w:t xml:space="preserve">2.   – هَلْ تُمارِسُ كُرةَ السَّلّة؟</w:t>
+        <w:t xml:space="preserve">2.   – هَلْ تُمارِسُ كُرةَ السَّلّة؟</w:t>
       </w:r>
     </w:p>
     <w:p>
@@ -3010,7 +3010,7 @@
                 <w:rtl/>
                 <w:lang w:bidi="ar-SA"/>
               </w:rPr>
-              <w:t xml:space="preserve">أَحْمَدُ سَيَذْهَبُ إِلى الحَجِّ في الأُسْبوعِ القادِم.</w:t>
+              <w:t xml:space="preserve">أَحْمَد سَيَذْهَبُ إِلى الحَجِّ في الأُسْبوعِ القادِم.</w:t>
             </w:r>
           </w:p>
           <w:p>
@@ -3030,7 +3030,7 @@
                 <w:rtl/>
                 <w:lang w:bidi="ar-SA"/>
               </w:rPr>
-              <w:t xml:space="preserve">فاطِمةُ لَنْ تُسافِرَ إِلى مَدينةِ القُدْس.</w:t>
+              <w:t xml:space="preserve">فاطِمة لَنْ تُسافِرَ إِلى مَدينةِ القُدْس.</w:t>
             </w:r>
           </w:p>
           <w:p>
@@ -3050,7 +3050,7 @@
                 <w:rtl/>
                 <w:lang w:bidi="ar-SA"/>
               </w:rPr>
-              <w:t xml:space="preserve">الحُجّاجُ يُفَضِّلونَ زِيارةَ الأَماكِنِ المُقَدَّسة.</w:t>
+              <w:t xml:space="preserve">الحُجّاجُ يُفَضِّلونَ زِيارةَ الأَماكِنِ المُقَدَّسة.</w:t>
             </w:r>
           </w:p>
           <w:p>
@@ -3070,7 +3070,7 @@
                 <w:rtl/>
                 <w:lang w:bidi="ar-SA"/>
               </w:rPr>
-              <w:t xml:space="preserve">الزّائِراتُ يُفَضِّلْنَ التَّسَوُّقَ في المَدينةِ المُنَوَّرة.</w:t>
+              <w:t xml:space="preserve">الزّائِراتُ يُفَضِّلْنَ التَّسَوُّقَ في المَدينةِ المُنَوَّرة.</w:t>
             </w:r>
           </w:p>
           <w:p>
@@ -3090,7 +3090,7 @@
                 <w:rtl/>
                 <w:lang w:bidi="ar-SA"/>
               </w:rPr>
-              <w:t xml:space="preserve">مَكّةُ المُكَرَّمةُ قَريبةٌ مِنْ مَدينةِ جُدّة.</w:t>
+              <w:t xml:space="preserve">مَكّة المُكَرَّمةُ قَريبةٌ مِنْ مَدينةِ جُدّة.</w:t>
             </w:r>
           </w:p>
         </w:tc>
@@ -3742,7 +3742,7 @@
                 <w:rtl/>
                 <w:lang w:bidi="ar-SA"/>
               </w:rPr>
-              <w:t xml:space="preserve">3.   رَقَمًا قِياسِيًّا</w:t>
+              <w:t xml:space="preserve">3.   رَقَمًا قِياسِيًّا</w:t>
             </w:r>
           </w:p>
           <w:p>
@@ -3947,7 +3947,7 @@
                 <w:rtl/>
                 <w:lang w:bidi="ar-SA"/>
               </w:rPr>
-              <w:t xml:space="preserve">1.   أُفَضِّلُ كُرةَ القَدَم.</w:t>
+              <w:t xml:space="preserve">1.   أُفَضِّلُ كُرةَ القَدَم.</w:t>
             </w:r>
           </w:p>
           <w:p>
@@ -3987,7 +3987,7 @@
                 <w:rtl/>
                 <w:lang w:bidi="ar-SA"/>
               </w:rPr>
-              <w:t xml:space="preserve">3.   الرِّياضةُ مُفيدةٌ لِلصِّحّة.</w:t>
+              <w:t xml:space="preserve">3.   الرِّياضةُ مُفيدةٌ لِلصِّحّة.</w:t>
             </w:r>
           </w:p>
         </w:tc>
